--- a/transcribed_interviews/mexico_david_barkin_15-02-2024.docx
+++ b/transcribed_interviews/mexico_david_barkin_15-02-2024.docx
@@ -268,32 +268,6 @@
     </w:p>
     <w:p>
       <w:pPr>
-        <w:jc w:val="both"/>
-        <w:rPr>
-          <w:rFonts w:eastAsia="Roboto" w:cs="Roboto"/>
-          <w:color w:val="0070C0"/>
-          <w:lang w:val="es-MX"/>
-        </w:rPr>
-      </w:pPr>
-      <w:r>
-        <w:rPr>
-          <w:rFonts w:eastAsia="Roboto" w:cs="Roboto"/>
-          <w:color w:val="0070C0"/>
-          <w:lang w:val="es-MX"/>
-        </w:rPr>
-        <w:t>00:</w:t>
-      </w:r>
-      <w:r>
-        <w:rPr>
-          <w:rFonts w:eastAsia="Roboto" w:cs="Roboto"/>
-          <w:color w:val="0070C0"/>
-          <w:lang w:val="es-MX"/>
-        </w:rPr>
-        <w:t>42</w:t>
-      </w:r>
-    </w:p>
-    <w:p>
-      <w:pPr>
         <w:pStyle w:val="vlaz4d"/>
         <w:shd w:val="clear" w:color="auto" w:fill="FFFFFF"/>
         <w:spacing w:line="360" w:lineRule="atLeast"/>
@@ -723,28 +697,6 @@
           <w:rFonts w:asciiTheme="minorHAnsi" w:hAnsiTheme="minorHAnsi"/>
         </w:rPr>
         <w:t xml:space="preserve"> su poder y su capacidad de explotar millones de personas depende de sus propios capacidades y esfuerzos sino de sus conocimientos políticos y de la corrupción.</w:t>
-      </w:r>
-    </w:p>
-    <w:p>
-      <w:pPr>
-        <w:pStyle w:val="vlaz4d"/>
-        <w:shd w:val="clear" w:color="auto" w:fill="FFFFFF"/>
-        <w:spacing w:line="360" w:lineRule="atLeast"/>
-        <w:jc w:val="both"/>
-        <w:rPr>
-          <w:rFonts w:asciiTheme="minorHAnsi" w:eastAsia="Roboto" w:hAnsiTheme="minorHAnsi" w:cs="Roboto"/>
-          <w:color w:val="0070C0"/>
-          <w:lang w:eastAsia="ja-JP"/>
-        </w:rPr>
-      </w:pPr>
-      <w:r>
-        <w:rPr>
-          <w:rFonts w:asciiTheme="minorHAnsi" w:eastAsia="Roboto" w:hAnsiTheme="minorHAnsi" w:cs="Roboto"/>
-          <w:color w:val="0070C0"/>
-          <w:lang w:eastAsia="ja-JP"/>
-        </w:rPr>
-        <w:lastRenderedPageBreak/>
-        <w:t>02:35</w:t>
       </w:r>
     </w:p>
     <w:p>
@@ -1027,27 +979,6 @@
         <w:spacing w:line="360" w:lineRule="atLeast"/>
         <w:jc w:val="both"/>
         <w:rPr>
-          <w:rFonts w:asciiTheme="minorHAnsi" w:eastAsia="Roboto" w:hAnsiTheme="minorHAnsi" w:cs="Roboto"/>
-          <w:color w:val="0070C0"/>
-          <w:lang w:eastAsia="ja-JP"/>
-        </w:rPr>
-      </w:pPr>
-      <w:r>
-        <w:rPr>
-          <w:rFonts w:asciiTheme="minorHAnsi" w:eastAsia="Roboto" w:hAnsiTheme="minorHAnsi" w:cs="Roboto"/>
-          <w:color w:val="0070C0"/>
-          <w:lang w:eastAsia="ja-JP"/>
-        </w:rPr>
-        <w:t>04:49</w:t>
-      </w:r>
-    </w:p>
-    <w:p>
-      <w:pPr>
-        <w:pStyle w:val="vlaz4d"/>
-        <w:shd w:val="clear" w:color="auto" w:fill="FFFFFF"/>
-        <w:spacing w:line="360" w:lineRule="atLeast"/>
-        <w:jc w:val="both"/>
-        <w:rPr>
           <w:rFonts w:asciiTheme="minorHAnsi" w:hAnsiTheme="minorHAnsi"/>
         </w:rPr>
       </w:pPr>
@@ -1193,27 +1124,6 @@
           <w:rFonts w:asciiTheme="minorHAnsi" w:hAnsiTheme="minorHAnsi"/>
         </w:rPr>
         <w:t>.</w:t>
-      </w:r>
-    </w:p>
-    <w:p>
-      <w:pPr>
-        <w:pStyle w:val="vlaz4d"/>
-        <w:shd w:val="clear" w:color="auto" w:fill="FFFFFF"/>
-        <w:spacing w:line="360" w:lineRule="atLeast"/>
-        <w:jc w:val="both"/>
-        <w:rPr>
-          <w:rFonts w:asciiTheme="minorHAnsi" w:eastAsia="Roboto" w:hAnsiTheme="minorHAnsi" w:cs="Roboto"/>
-          <w:color w:val="0070C0"/>
-          <w:lang w:eastAsia="ja-JP"/>
-        </w:rPr>
-      </w:pPr>
-      <w:r>
-        <w:rPr>
-          <w:rFonts w:asciiTheme="minorHAnsi" w:eastAsia="Roboto" w:hAnsiTheme="minorHAnsi" w:cs="Roboto"/>
-          <w:color w:val="0070C0"/>
-          <w:lang w:eastAsia="ja-JP"/>
-        </w:rPr>
-        <w:t>05:35</w:t>
       </w:r>
     </w:p>
     <w:p>
@@ -1697,27 +1607,6 @@
         <w:spacing w:line="360" w:lineRule="atLeast"/>
         <w:jc w:val="both"/>
         <w:rPr>
-          <w:rFonts w:asciiTheme="minorHAnsi" w:eastAsia="Roboto" w:hAnsiTheme="minorHAnsi" w:cs="Roboto"/>
-          <w:color w:val="0070C0"/>
-          <w:lang w:eastAsia="ja-JP"/>
-        </w:rPr>
-      </w:pPr>
-      <w:r>
-        <w:rPr>
-          <w:rFonts w:asciiTheme="minorHAnsi" w:eastAsia="Roboto" w:hAnsiTheme="minorHAnsi" w:cs="Roboto"/>
-          <w:color w:val="0070C0"/>
-          <w:lang w:eastAsia="ja-JP"/>
-        </w:rPr>
-        <w:t>06:31</w:t>
-      </w:r>
-    </w:p>
-    <w:p>
-      <w:pPr>
-        <w:pStyle w:val="vlaz4d"/>
-        <w:shd w:val="clear" w:color="auto" w:fill="FFFFFF"/>
-        <w:spacing w:line="360" w:lineRule="atLeast"/>
-        <w:jc w:val="both"/>
-        <w:rPr>
           <w:rFonts w:asciiTheme="minorHAnsi" w:hAnsiTheme="minorHAnsi"/>
         </w:rPr>
       </w:pPr>
@@ -1986,27 +1875,6 @@
           <w:rFonts w:asciiTheme="minorHAnsi" w:hAnsiTheme="minorHAnsi"/>
         </w:rPr>
         <w:t xml:space="preserve"> </w:t>
-      </w:r>
-    </w:p>
-    <w:p>
-      <w:pPr>
-        <w:pStyle w:val="vlaz4d"/>
-        <w:shd w:val="clear" w:color="auto" w:fill="FFFFFF"/>
-        <w:spacing w:line="360" w:lineRule="atLeast"/>
-        <w:jc w:val="both"/>
-        <w:rPr>
-          <w:rFonts w:asciiTheme="minorHAnsi" w:eastAsia="Roboto" w:hAnsiTheme="minorHAnsi" w:cs="Roboto"/>
-          <w:color w:val="0070C0"/>
-          <w:lang w:eastAsia="ja-JP"/>
-        </w:rPr>
-      </w:pPr>
-      <w:r>
-        <w:rPr>
-          <w:rFonts w:asciiTheme="minorHAnsi" w:eastAsia="Roboto" w:hAnsiTheme="minorHAnsi" w:cs="Roboto"/>
-          <w:color w:val="0070C0"/>
-          <w:lang w:eastAsia="ja-JP"/>
-        </w:rPr>
-        <w:t>07:12</w:t>
       </w:r>
     </w:p>
     <w:p>
@@ -2425,27 +2293,6 @@
         <w:spacing w:line="360" w:lineRule="atLeast"/>
         <w:jc w:val="both"/>
         <w:rPr>
-          <w:rFonts w:asciiTheme="minorHAnsi" w:eastAsia="Roboto" w:hAnsiTheme="minorHAnsi" w:cs="Roboto"/>
-          <w:color w:val="0070C0"/>
-          <w:lang w:eastAsia="ja-JP"/>
-        </w:rPr>
-      </w:pPr>
-      <w:r>
-        <w:rPr>
-          <w:rFonts w:asciiTheme="minorHAnsi" w:eastAsia="Roboto" w:hAnsiTheme="minorHAnsi" w:cs="Roboto"/>
-          <w:color w:val="0070C0"/>
-          <w:lang w:eastAsia="ja-JP"/>
-        </w:rPr>
-        <w:t>09:37</w:t>
-      </w:r>
-    </w:p>
-    <w:p>
-      <w:pPr>
-        <w:pStyle w:val="vlaz4d"/>
-        <w:shd w:val="clear" w:color="auto" w:fill="FFFFFF"/>
-        <w:spacing w:line="360" w:lineRule="atLeast"/>
-        <w:jc w:val="both"/>
-        <w:rPr>
           <w:rFonts w:asciiTheme="minorHAnsi" w:hAnsiTheme="minorHAnsi"/>
         </w:rPr>
       </w:pPr>
@@ -2670,27 +2517,6 @@
         <w:spacing w:line="360" w:lineRule="atLeast"/>
         <w:jc w:val="both"/>
         <w:rPr>
-          <w:rFonts w:asciiTheme="minorHAnsi" w:eastAsia="Roboto" w:hAnsiTheme="minorHAnsi" w:cs="Roboto"/>
-          <w:color w:val="0070C0"/>
-          <w:lang w:eastAsia="ja-JP"/>
-        </w:rPr>
-      </w:pPr>
-      <w:r>
-        <w:rPr>
-          <w:rFonts w:asciiTheme="minorHAnsi" w:eastAsia="Roboto" w:hAnsiTheme="minorHAnsi" w:cs="Roboto"/>
-          <w:color w:val="0070C0"/>
-          <w:lang w:eastAsia="ja-JP"/>
-        </w:rPr>
-        <w:t>10:16</w:t>
-      </w:r>
-    </w:p>
-    <w:p>
-      <w:pPr>
-        <w:pStyle w:val="vlaz4d"/>
-        <w:shd w:val="clear" w:color="auto" w:fill="FFFFFF"/>
-        <w:spacing w:line="360" w:lineRule="atLeast"/>
-        <w:jc w:val="both"/>
-        <w:rPr>
           <w:rFonts w:asciiTheme="minorHAnsi" w:hAnsiTheme="minorHAnsi"/>
         </w:rPr>
       </w:pPr>
@@ -3035,27 +2861,6 @@
           <w:rFonts w:asciiTheme="minorHAnsi" w:hAnsiTheme="minorHAnsi"/>
         </w:rPr>
         <w:t>.</w:t>
-      </w:r>
-    </w:p>
-    <w:p>
-      <w:pPr>
-        <w:pStyle w:val="vlaz4d"/>
-        <w:shd w:val="clear" w:color="auto" w:fill="FFFFFF"/>
-        <w:spacing w:line="360" w:lineRule="atLeast"/>
-        <w:jc w:val="both"/>
-        <w:rPr>
-          <w:rFonts w:asciiTheme="minorHAnsi" w:eastAsia="Roboto" w:hAnsiTheme="minorHAnsi" w:cs="Roboto"/>
-          <w:color w:val="0070C0"/>
-          <w:lang w:eastAsia="ja-JP"/>
-        </w:rPr>
-      </w:pPr>
-      <w:r>
-        <w:rPr>
-          <w:rFonts w:asciiTheme="minorHAnsi" w:eastAsia="Roboto" w:hAnsiTheme="minorHAnsi" w:cs="Roboto"/>
-          <w:color w:val="0070C0"/>
-          <w:lang w:eastAsia="ja-JP"/>
-        </w:rPr>
-        <w:t>11:30</w:t>
       </w:r>
     </w:p>
     <w:p>
@@ -3344,27 +3149,6 @@
         <w:spacing w:line="360" w:lineRule="atLeast"/>
         <w:jc w:val="both"/>
         <w:rPr>
-          <w:rFonts w:asciiTheme="minorHAnsi" w:eastAsia="Roboto" w:hAnsiTheme="minorHAnsi" w:cs="Roboto"/>
-          <w:color w:val="0070C0"/>
-          <w:lang w:eastAsia="ja-JP"/>
-        </w:rPr>
-      </w:pPr>
-      <w:r>
-        <w:rPr>
-          <w:rFonts w:asciiTheme="minorHAnsi" w:eastAsia="Roboto" w:hAnsiTheme="minorHAnsi" w:cs="Roboto"/>
-          <w:color w:val="0070C0"/>
-          <w:lang w:eastAsia="ja-JP"/>
-        </w:rPr>
-        <w:t>12:56</w:t>
-      </w:r>
-    </w:p>
-    <w:p>
-      <w:pPr>
-        <w:pStyle w:val="vlaz4d"/>
-        <w:shd w:val="clear" w:color="auto" w:fill="FFFFFF"/>
-        <w:spacing w:line="360" w:lineRule="atLeast"/>
-        <w:jc w:val="both"/>
-        <w:rPr>
           <w:rFonts w:asciiTheme="minorHAnsi" w:hAnsiTheme="minorHAnsi"/>
         </w:rPr>
       </w:pPr>
@@ -3522,27 +3306,6 @@
           <w:rFonts w:asciiTheme="minorHAnsi" w:hAnsiTheme="minorHAnsi"/>
         </w:rPr>
         <w:t>Usted considera que en América Latina este pensamiento que usted representa es importante tiene un papel que está cumpliendo en el conocimiento de la región.</w:t>
-      </w:r>
-    </w:p>
-    <w:p>
-      <w:pPr>
-        <w:pStyle w:val="vlaz4d"/>
-        <w:shd w:val="clear" w:color="auto" w:fill="FFFFFF"/>
-        <w:spacing w:line="360" w:lineRule="atLeast"/>
-        <w:jc w:val="both"/>
-        <w:rPr>
-          <w:rFonts w:asciiTheme="minorHAnsi" w:eastAsia="Roboto" w:hAnsiTheme="minorHAnsi" w:cs="Roboto"/>
-          <w:color w:val="0070C0"/>
-          <w:lang w:eastAsia="ja-JP"/>
-        </w:rPr>
-      </w:pPr>
-      <w:r>
-        <w:rPr>
-          <w:rFonts w:asciiTheme="minorHAnsi" w:eastAsia="Roboto" w:hAnsiTheme="minorHAnsi" w:cs="Roboto"/>
-          <w:color w:val="0070C0"/>
-          <w:lang w:eastAsia="ja-JP"/>
-        </w:rPr>
-        <w:t>14:18</w:t>
       </w:r>
     </w:p>
     <w:p>
@@ -4018,27 +3781,6 @@
         <w:spacing w:line="360" w:lineRule="atLeast"/>
         <w:jc w:val="both"/>
         <w:rPr>
-          <w:rFonts w:asciiTheme="minorHAnsi" w:eastAsia="Roboto" w:hAnsiTheme="minorHAnsi" w:cs="Roboto"/>
-          <w:color w:val="0070C0"/>
-          <w:lang w:eastAsia="ja-JP"/>
-        </w:rPr>
-      </w:pPr>
-      <w:r>
-        <w:rPr>
-          <w:rFonts w:asciiTheme="minorHAnsi" w:eastAsia="Roboto" w:hAnsiTheme="minorHAnsi" w:cs="Roboto"/>
-          <w:color w:val="0070C0"/>
-          <w:lang w:eastAsia="ja-JP"/>
-        </w:rPr>
-        <w:t>16:32</w:t>
-      </w:r>
-    </w:p>
-    <w:p>
-      <w:pPr>
-        <w:pStyle w:val="vlaz4d"/>
-        <w:shd w:val="clear" w:color="auto" w:fill="FFFFFF"/>
-        <w:spacing w:line="360" w:lineRule="atLeast"/>
-        <w:jc w:val="both"/>
-        <w:rPr>
           <w:rFonts w:asciiTheme="minorHAnsi" w:hAnsiTheme="minorHAnsi"/>
         </w:rPr>
       </w:pPr>
@@ -4252,27 +3994,6 @@
           <w:rFonts w:asciiTheme="minorHAnsi" w:hAnsiTheme="minorHAnsi"/>
         </w:rPr>
         <w:t>.</w:t>
-      </w:r>
-    </w:p>
-    <w:p>
-      <w:pPr>
-        <w:pStyle w:val="vlaz4d"/>
-        <w:shd w:val="clear" w:color="auto" w:fill="FFFFFF"/>
-        <w:spacing w:line="360" w:lineRule="atLeast"/>
-        <w:jc w:val="both"/>
-        <w:rPr>
-          <w:rFonts w:asciiTheme="minorHAnsi" w:eastAsia="Roboto" w:hAnsiTheme="minorHAnsi" w:cs="Roboto"/>
-          <w:color w:val="0070C0"/>
-          <w:lang w:eastAsia="ja-JP"/>
-        </w:rPr>
-      </w:pPr>
-      <w:r>
-        <w:rPr>
-          <w:rFonts w:asciiTheme="minorHAnsi" w:eastAsia="Roboto" w:hAnsiTheme="minorHAnsi" w:cs="Roboto"/>
-          <w:color w:val="0070C0"/>
-          <w:lang w:eastAsia="ja-JP"/>
-        </w:rPr>
-        <w:t>17:55</w:t>
       </w:r>
     </w:p>
     <w:p>
@@ -4491,27 +4212,6 @@
         <w:spacing w:line="360" w:lineRule="atLeast"/>
         <w:jc w:val="both"/>
         <w:rPr>
-          <w:rFonts w:asciiTheme="minorHAnsi" w:eastAsia="Roboto" w:hAnsiTheme="minorHAnsi" w:cs="Roboto"/>
-          <w:color w:val="0070C0"/>
-          <w:lang w:eastAsia="ja-JP"/>
-        </w:rPr>
-      </w:pPr>
-      <w:r>
-        <w:rPr>
-          <w:rFonts w:asciiTheme="minorHAnsi" w:eastAsia="Roboto" w:hAnsiTheme="minorHAnsi" w:cs="Roboto"/>
-          <w:color w:val="0070C0"/>
-          <w:lang w:eastAsia="ja-JP"/>
-        </w:rPr>
-        <w:t>19:06</w:t>
-      </w:r>
-    </w:p>
-    <w:p>
-      <w:pPr>
-        <w:pStyle w:val="vlaz4d"/>
-        <w:shd w:val="clear" w:color="auto" w:fill="FFFFFF"/>
-        <w:spacing w:line="360" w:lineRule="atLeast"/>
-        <w:jc w:val="both"/>
-        <w:rPr>
           <w:rFonts w:asciiTheme="minorHAnsi" w:hAnsiTheme="minorHAnsi"/>
         </w:rPr>
       </w:pPr>
@@ -4752,27 +4452,6 @@
           <w:rFonts w:asciiTheme="minorHAnsi" w:hAnsiTheme="minorHAnsi"/>
         </w:rPr>
         <w:t>sted no tiene en su lista de entrevistados en ningún zapatista.</w:t>
-      </w:r>
-    </w:p>
-    <w:p>
-      <w:pPr>
-        <w:pStyle w:val="vlaz4d"/>
-        <w:shd w:val="clear" w:color="auto" w:fill="FFFFFF"/>
-        <w:spacing w:line="360" w:lineRule="atLeast"/>
-        <w:jc w:val="both"/>
-        <w:rPr>
-          <w:rFonts w:asciiTheme="minorHAnsi" w:eastAsia="Roboto" w:hAnsiTheme="minorHAnsi" w:cs="Roboto"/>
-          <w:color w:val="0070C0"/>
-          <w:lang w:eastAsia="ja-JP"/>
-        </w:rPr>
-      </w:pPr>
-      <w:r>
-        <w:rPr>
-          <w:rFonts w:asciiTheme="minorHAnsi" w:eastAsia="Roboto" w:hAnsiTheme="minorHAnsi" w:cs="Roboto"/>
-          <w:color w:val="0070C0"/>
-          <w:lang w:eastAsia="ja-JP"/>
-        </w:rPr>
-        <w:t>20:45</w:t>
       </w:r>
     </w:p>
     <w:p>
@@ -5508,27 +5187,6 @@
         <w:spacing w:line="360" w:lineRule="atLeast"/>
         <w:jc w:val="both"/>
         <w:rPr>
-          <w:rFonts w:asciiTheme="minorHAnsi" w:eastAsia="Roboto" w:hAnsiTheme="minorHAnsi" w:cs="Roboto"/>
-          <w:color w:val="0070C0"/>
-          <w:lang w:eastAsia="ja-JP"/>
-        </w:rPr>
-      </w:pPr>
-      <w:r>
-        <w:rPr>
-          <w:rFonts w:asciiTheme="minorHAnsi" w:eastAsia="Roboto" w:hAnsiTheme="minorHAnsi" w:cs="Roboto"/>
-          <w:color w:val="0070C0"/>
-          <w:lang w:eastAsia="ja-JP"/>
-        </w:rPr>
-        <w:t>24:00</w:t>
-      </w:r>
-    </w:p>
-    <w:p>
-      <w:pPr>
-        <w:pStyle w:val="vlaz4d"/>
-        <w:shd w:val="clear" w:color="auto" w:fill="FFFFFF"/>
-        <w:spacing w:line="360" w:lineRule="atLeast"/>
-        <w:jc w:val="both"/>
-        <w:rPr>
           <w:rFonts w:asciiTheme="minorHAnsi" w:hAnsiTheme="minorHAnsi"/>
         </w:rPr>
       </w:pPr>
@@ -5818,27 +5476,6 @@
         <w:spacing w:line="360" w:lineRule="atLeast"/>
         <w:jc w:val="both"/>
         <w:rPr>
-          <w:rFonts w:asciiTheme="minorHAnsi" w:eastAsia="Roboto" w:hAnsiTheme="minorHAnsi" w:cs="Roboto"/>
-          <w:color w:val="0070C0"/>
-          <w:lang w:eastAsia="ja-JP"/>
-        </w:rPr>
-      </w:pPr>
-      <w:r>
-        <w:rPr>
-          <w:rFonts w:asciiTheme="minorHAnsi" w:eastAsia="Roboto" w:hAnsiTheme="minorHAnsi" w:cs="Roboto"/>
-          <w:color w:val="0070C0"/>
-          <w:lang w:eastAsia="ja-JP"/>
-        </w:rPr>
-        <w:t>25:10</w:t>
-      </w:r>
-    </w:p>
-    <w:p>
-      <w:pPr>
-        <w:pStyle w:val="vlaz4d"/>
-        <w:shd w:val="clear" w:color="auto" w:fill="FFFFFF"/>
-        <w:spacing w:line="360" w:lineRule="atLeast"/>
-        <w:jc w:val="both"/>
-        <w:rPr>
           <w:rFonts w:asciiTheme="minorHAnsi" w:hAnsiTheme="minorHAnsi"/>
         </w:rPr>
       </w:pPr>
@@ -6386,27 +6023,6 @@
           <w:rFonts w:asciiTheme="minorHAnsi" w:hAnsiTheme="minorHAnsi"/>
         </w:rPr>
         <w:t xml:space="preserve"> Y esta basado ¿en donde? </w:t>
-      </w:r>
-    </w:p>
-    <w:p>
-      <w:pPr>
-        <w:pStyle w:val="vlaz4d"/>
-        <w:shd w:val="clear" w:color="auto" w:fill="FFFFFF"/>
-        <w:spacing w:line="360" w:lineRule="atLeast"/>
-        <w:jc w:val="both"/>
-        <w:rPr>
-          <w:rFonts w:asciiTheme="minorHAnsi" w:eastAsia="Roboto" w:hAnsiTheme="minorHAnsi" w:cs="Roboto"/>
-          <w:color w:val="0070C0"/>
-          <w:lang w:eastAsia="ja-JP"/>
-        </w:rPr>
-      </w:pPr>
-      <w:r>
-        <w:rPr>
-          <w:rFonts w:asciiTheme="minorHAnsi" w:eastAsia="Roboto" w:hAnsiTheme="minorHAnsi" w:cs="Roboto"/>
-          <w:color w:val="0070C0"/>
-          <w:lang w:eastAsia="ja-JP"/>
-        </w:rPr>
-        <w:t>27:28</w:t>
       </w:r>
     </w:p>
     <w:p>
@@ -6706,27 +6322,6 @@
         <w:spacing w:line="360" w:lineRule="atLeast"/>
         <w:jc w:val="both"/>
         <w:rPr>
-          <w:rFonts w:asciiTheme="minorHAnsi" w:eastAsia="Roboto" w:hAnsiTheme="minorHAnsi" w:cs="Roboto"/>
-          <w:color w:val="0070C0"/>
-          <w:lang w:eastAsia="ja-JP"/>
-        </w:rPr>
-      </w:pPr>
-      <w:r>
-        <w:rPr>
-          <w:rFonts w:asciiTheme="minorHAnsi" w:eastAsia="Roboto" w:hAnsiTheme="minorHAnsi" w:cs="Roboto"/>
-          <w:color w:val="0070C0"/>
-          <w:lang w:eastAsia="ja-JP"/>
-        </w:rPr>
-        <w:t>29:03</w:t>
-      </w:r>
-    </w:p>
-    <w:p>
-      <w:pPr>
-        <w:pStyle w:val="vlaz4d"/>
-        <w:shd w:val="clear" w:color="auto" w:fill="FFFFFF"/>
-        <w:spacing w:line="360" w:lineRule="atLeast"/>
-        <w:jc w:val="both"/>
-        <w:rPr>
           <w:rFonts w:asciiTheme="minorHAnsi" w:hAnsiTheme="minorHAnsi"/>
         </w:rPr>
       </w:pPr>
@@ -6878,27 +6473,6 @@
           <w:rFonts w:asciiTheme="minorHAnsi" w:hAnsiTheme="minorHAnsi"/>
         </w:rPr>
         <w:t xml:space="preserve"> temas doctor. Eso es lo que vamos a procurar hacer.</w:t>
-      </w:r>
-    </w:p>
-    <w:p>
-      <w:pPr>
-        <w:pStyle w:val="vlaz4d"/>
-        <w:shd w:val="clear" w:color="auto" w:fill="FFFFFF"/>
-        <w:spacing w:line="360" w:lineRule="atLeast"/>
-        <w:jc w:val="both"/>
-        <w:rPr>
-          <w:rFonts w:asciiTheme="minorHAnsi" w:eastAsia="Roboto" w:hAnsiTheme="minorHAnsi" w:cs="Roboto"/>
-          <w:color w:val="0070C0"/>
-          <w:lang w:eastAsia="ja-JP"/>
-        </w:rPr>
-      </w:pPr>
-      <w:r>
-        <w:rPr>
-          <w:rFonts w:asciiTheme="minorHAnsi" w:eastAsia="Roboto" w:hAnsiTheme="minorHAnsi" w:cs="Roboto"/>
-          <w:color w:val="0070C0"/>
-          <w:lang w:eastAsia="ja-JP"/>
-        </w:rPr>
-        <w:t>30:07</w:t>
       </w:r>
     </w:p>
     <w:p>
@@ -7324,27 +6898,6 @@
         <w:spacing w:line="360" w:lineRule="atLeast"/>
         <w:jc w:val="both"/>
         <w:rPr>
-          <w:rFonts w:asciiTheme="minorHAnsi" w:eastAsia="Roboto" w:hAnsiTheme="minorHAnsi" w:cs="Roboto"/>
-          <w:color w:val="0070C0"/>
-          <w:lang w:eastAsia="ja-JP"/>
-        </w:rPr>
-      </w:pPr>
-      <w:r>
-        <w:rPr>
-          <w:rFonts w:asciiTheme="minorHAnsi" w:eastAsia="Roboto" w:hAnsiTheme="minorHAnsi" w:cs="Roboto"/>
-          <w:color w:val="0070C0"/>
-          <w:lang w:eastAsia="ja-JP"/>
-        </w:rPr>
-        <w:t>32:03</w:t>
-      </w:r>
-    </w:p>
-    <w:p>
-      <w:pPr>
-        <w:pStyle w:val="vlaz4d"/>
-        <w:shd w:val="clear" w:color="auto" w:fill="FFFFFF"/>
-        <w:spacing w:line="360" w:lineRule="atLeast"/>
-        <w:jc w:val="both"/>
-        <w:rPr>
           <w:rFonts w:asciiTheme="minorHAnsi" w:hAnsiTheme="minorHAnsi"/>
         </w:rPr>
       </w:pPr>
@@ -7645,28 +7198,6 @@
           <w:rFonts w:asciiTheme="minorHAnsi" w:hAnsiTheme="minorHAnsi"/>
         </w:rPr>
         <w:t>octor.</w:t>
-      </w:r>
-    </w:p>
-    <w:p>
-      <w:pPr>
-        <w:pStyle w:val="vlaz4d"/>
-        <w:shd w:val="clear" w:color="auto" w:fill="FFFFFF"/>
-        <w:spacing w:line="360" w:lineRule="atLeast"/>
-        <w:jc w:val="both"/>
-        <w:rPr>
-          <w:rFonts w:asciiTheme="minorHAnsi" w:eastAsia="Roboto" w:hAnsiTheme="minorHAnsi" w:cs="Roboto"/>
-          <w:color w:val="0070C0"/>
-          <w:lang w:eastAsia="ja-JP"/>
-        </w:rPr>
-      </w:pPr>
-      <w:r>
-        <w:rPr>
-          <w:rFonts w:asciiTheme="minorHAnsi" w:eastAsia="Roboto" w:hAnsiTheme="minorHAnsi" w:cs="Roboto"/>
-          <w:color w:val="0070C0"/>
-          <w:lang w:eastAsia="ja-JP"/>
-        </w:rPr>
-        <w:lastRenderedPageBreak/>
-        <w:t>33:17</w:t>
       </w:r>
     </w:p>
     <w:p>
